--- a/InCorp_Proposal_j3k_20260326.docx
+++ b/InCorp_Proposal_j3k_20260326.docx
@@ -7181,6 +7181,7 @@
     <w:p>
       <w:pPr>
         <w:spacing w:before="0" w:after="40" w:line="240" w:lineRule="auto"/>
+        <w:ind w:left="0"/>
         <w:contextualSpacing w:val="0"/>
       </w:pPr>
       <w:r>
@@ -7201,6 +7202,7 @@
     <w:p>
       <w:pPr>
         <w:spacing w:before="0" w:after="40" w:line="240" w:lineRule="auto"/>
+        <w:ind w:left="0"/>
         <w:contextualSpacing w:val="0"/>
       </w:pPr>
       <w:r>
@@ -7215,6 +7217,7 @@
     <w:p>
       <w:pPr>
         <w:spacing w:before="0" w:after="40" w:line="240" w:lineRule="auto"/>
+        <w:ind w:left="0"/>
         <w:contextualSpacing w:val="0"/>
       </w:pPr>
       <w:r>
@@ -7229,6 +7232,7 @@
     <w:p>
       <w:pPr>
         <w:spacing w:before="0" w:after="40" w:line="240" w:lineRule="auto"/>
+        <w:ind w:left="0"/>
         <w:contextualSpacing w:val="0"/>
       </w:pPr>
       <w:r>
@@ -7243,6 +7247,7 @@
     <w:p>
       <w:pPr>
         <w:spacing w:before="0" w:after="40" w:line="240" w:lineRule="auto"/>
+        <w:ind w:left="0"/>
         <w:contextualSpacing w:val="0"/>
       </w:pPr>
       <w:r>
@@ -7257,6 +7262,7 @@
     <w:p>
       <w:pPr>
         <w:spacing w:before="0" w:after="40" w:line="240" w:lineRule="auto"/>
+        <w:ind w:left="0"/>
         <w:contextualSpacing w:val="0"/>
       </w:pPr>
       <w:r>
@@ -7271,6 +7277,7 @@
     <w:p>
       <w:pPr>
         <w:spacing w:before="0" w:after="40" w:line="240" w:lineRule="auto"/>
+        <w:ind w:left="0"/>
         <w:contextualSpacing w:val="0"/>
       </w:pPr>
       <w:r>
@@ -7291,6 +7298,7 @@
     <w:p>
       <w:pPr>
         <w:spacing w:before="0" w:after="40" w:line="240" w:lineRule="auto"/>
+        <w:ind w:left="0"/>
         <w:contextualSpacing w:val="0"/>
       </w:pPr>
       <w:r>
@@ -7311,6 +7319,7 @@
     <w:p>
       <w:pPr>
         <w:spacing w:before="0" w:after="60" w:line="240" w:lineRule="auto"/>
+        <w:ind w:left="0"/>
         <w:jc w:val="both"/>
         <w:contextualSpacing w:val="0"/>
       </w:pPr>
@@ -7328,6 +7337,7 @@
     <w:p>
       <w:pPr>
         <w:spacing w:before="0" w:after="40" w:line="240" w:lineRule="auto"/>
+        <w:ind w:left="0"/>
         <w:contextualSpacing w:val="0"/>
       </w:pPr>
       <w:r>
@@ -7342,12 +7352,14 @@
     <w:p>
       <w:pPr>
         <w:spacing w:before="0" w:after="40" w:line="240" w:lineRule="auto"/>
+        <w:ind w:left="0"/>
         <w:contextualSpacing w:val="0"/>
       </w:pPr>
     </w:p>
     <w:p>
       <w:pPr>
         <w:spacing w:before="0" w:after="40" w:line="240" w:lineRule="auto"/>
+        <w:ind w:left="0"/>
         <w:contextualSpacing w:val="0"/>
       </w:pPr>
       <w:r>
@@ -7362,12 +7374,14 @@
     <w:p>
       <w:pPr>
         <w:spacing w:before="0" w:after="40" w:line="240" w:lineRule="auto"/>
+        <w:ind w:left="0"/>
         <w:contextualSpacing w:val="0"/>
       </w:pPr>
     </w:p>
     <w:p>
       <w:pPr>
         <w:spacing w:before="0" w:after="40" w:line="240" w:lineRule="auto"/>
+        <w:ind w:left="0"/>
         <w:contextualSpacing w:val="0"/>
       </w:pPr>
       <w:r>
@@ -7382,12 +7396,14 @@
     <w:p>
       <w:pPr>
         <w:spacing w:before="0" w:after="40" w:line="240" w:lineRule="auto"/>
+        <w:ind w:left="0"/>
         <w:contextualSpacing w:val="0"/>
       </w:pPr>
     </w:p>
     <w:p>
       <w:pPr>
         <w:spacing w:before="0" w:after="40" w:line="240" w:lineRule="auto"/>
+        <w:ind w:left="0"/>
         <w:contextualSpacing w:val="0"/>
       </w:pPr>
       <w:r>
@@ -7402,24 +7418,28 @@
     <w:p>
       <w:pPr>
         <w:spacing w:before="0" w:after="40" w:line="240" w:lineRule="auto"/>
+        <w:ind w:left="0"/>
         <w:contextualSpacing w:val="0"/>
       </w:pPr>
     </w:p>
     <w:p>
       <w:pPr>
         <w:spacing w:before="0" w:after="40" w:line="240" w:lineRule="auto"/>
+        <w:ind w:left="0"/>
         <w:contextualSpacing w:val="0"/>
       </w:pPr>
     </w:p>
     <w:p>
       <w:pPr>
         <w:spacing w:before="0" w:after="40" w:line="240" w:lineRule="auto"/>
+        <w:ind w:left="0"/>
         <w:contextualSpacing w:val="0"/>
       </w:pPr>
     </w:p>
     <w:p>
       <w:pPr>
         <w:spacing w:before="0" w:after="40" w:line="240" w:lineRule="auto"/>
+        <w:ind w:left="0"/>
         <w:contextualSpacing w:val="0"/>
       </w:pPr>
       <w:r>
@@ -7435,6 +7455,7 @@
     <w:p>
       <w:pPr>
         <w:spacing w:before="0" w:after="40" w:line="240" w:lineRule="auto"/>
+        <w:ind w:left="0"/>
         <w:contextualSpacing w:val="0"/>
       </w:pPr>
       <w:r>
@@ -7450,6 +7471,7 @@
     <w:p>
       <w:pPr>
         <w:spacing w:before="0" w:after="40" w:line="240" w:lineRule="auto"/>
+        <w:ind w:left="0"/>
         <w:contextualSpacing w:val="0"/>
       </w:pPr>
       <w:r>
@@ -7470,6 +7492,7 @@
     <w:p>
       <w:pPr>
         <w:spacing w:before="240" w:after="200" w:line="240" w:lineRule="auto"/>
+        <w:ind w:left="0"/>
         <w:contextualSpacing w:val="0"/>
       </w:pPr>
       <w:r>
@@ -7492,7 +7515,7 @@
     <w:p>
       <w:pPr>
         <w:spacing w:before="0" w:after="60" w:line="240" w:lineRule="auto"/>
-        <w:ind w:left="200" w:hanging="200"/>
+        <w:ind w:left="280" w:hanging="280"/>
         <w:contextualSpacing w:val="0"/>
       </w:pPr>
       <w:r>
@@ -7507,7 +7530,7 @@
     <w:p>
       <w:pPr>
         <w:spacing w:before="0" w:after="60" w:line="240" w:lineRule="auto"/>
-        <w:ind w:left="200" w:hanging="200"/>
+        <w:ind w:left="280" w:hanging="280"/>
         <w:contextualSpacing w:val="0"/>
       </w:pPr>
       <w:r>
@@ -7528,6 +7551,7 @@
     <w:p>
       <w:pPr>
         <w:spacing w:before="240" w:after="200" w:line="240" w:lineRule="auto"/>
+        <w:ind w:left="0"/>
         <w:contextualSpacing w:val="0"/>
       </w:pPr>
       <w:r>
@@ -7544,6 +7568,7 @@
     <w:p>
       <w:pPr>
         <w:spacing w:before="0" w:after="40" w:line="240" w:lineRule="auto"/>
+        <w:ind w:left="0"/>
         <w:contextualSpacing w:val="0"/>
       </w:pPr>
       <w:r>
@@ -7581,6 +7606,7 @@
     <w:p>
       <w:pPr>
         <w:spacing w:before="0" w:after="40" w:line="240" w:lineRule="auto"/>
+        <w:ind w:left="0"/>
         <w:contextualSpacing w:val="0"/>
       </w:pPr>
       <w:r>
@@ -7638,6 +7664,7 @@
           <w:p>
             <w:pPr>
               <w:spacing w:before="0" w:after="0" w:line="240" w:lineRule="auto"/>
+              <w:ind w:left="0"/>
               <w:contextualSpacing w:val="0"/>
             </w:pPr>
             <w:r>
@@ -7671,6 +7698,7 @@
           <w:p>
             <w:pPr>
               <w:spacing w:before="0" w:after="0" w:line="240" w:lineRule="auto"/>
+              <w:ind w:left="0"/>
               <w:jc w:val="center"/>
               <w:contextualSpacing w:val="0"/>
             </w:pPr>
@@ -7705,6 +7733,7 @@
           <w:p>
             <w:pPr>
               <w:spacing w:before="0" w:after="0" w:line="240" w:lineRule="auto"/>
+              <w:ind w:left="0"/>
               <w:jc w:val="center"/>
               <w:contextualSpacing w:val="0"/>
             </w:pPr>
@@ -7741,6 +7770,7 @@
           <w:p>
             <w:pPr>
               <w:spacing w:before="0" w:after="0" w:line="240" w:lineRule="auto"/>
+              <w:ind w:left="0"/>
               <w:jc w:val="both"/>
               <w:contextualSpacing w:val="0"/>
             </w:pPr>
@@ -7758,7 +7788,7 @@
           <w:p>
             <w:pPr>
               <w:spacing w:before="0" w:after="60" w:line="240" w:lineRule="auto"/>
-              <w:ind w:left="200" w:hanging="200"/>
+              <w:ind w:left="280" w:hanging="280"/>
               <w:contextualSpacing w:val="0"/>
             </w:pPr>
             <w:r>
@@ -7773,7 +7803,7 @@
           <w:p>
             <w:pPr>
               <w:spacing w:before="0" w:after="60" w:line="240" w:lineRule="auto"/>
-              <w:ind w:left="200" w:hanging="200"/>
+              <w:ind w:left="280" w:hanging="280"/>
               <w:contextualSpacing w:val="0"/>
             </w:pPr>
             <w:r>
@@ -7788,7 +7818,7 @@
           <w:p>
             <w:pPr>
               <w:spacing w:before="0" w:after="60" w:line="240" w:lineRule="auto"/>
-              <w:ind w:left="200" w:hanging="200"/>
+              <w:ind w:left="280" w:hanging="280"/>
               <w:contextualSpacing w:val="0"/>
             </w:pPr>
             <w:r>
@@ -7803,7 +7833,7 @@
           <w:p>
             <w:pPr>
               <w:spacing w:before="0" w:after="60" w:line="240" w:lineRule="auto"/>
-              <w:ind w:left="200" w:hanging="200"/>
+              <w:ind w:left="280" w:hanging="280"/>
               <w:contextualSpacing w:val="0"/>
             </w:pPr>
             <w:r>
@@ -7836,6 +7866,7 @@
           <w:p>
             <w:pPr>
               <w:spacing w:before="0" w:after="0" w:line="240" w:lineRule="auto"/>
+              <w:ind w:left="0"/>
               <w:jc w:val="center"/>
               <w:contextualSpacing w:val="0"/>
             </w:pPr>
@@ -7869,6 +7900,7 @@
           <w:p>
             <w:pPr>
               <w:spacing w:before="0" w:after="0" w:line="240" w:lineRule="auto"/>
+              <w:ind w:left="0"/>
               <w:jc w:val="center"/>
               <w:contextualSpacing w:val="0"/>
             </w:pPr>
@@ -7904,6 +7936,7 @@
           <w:p>
             <w:pPr>
               <w:spacing w:before="0" w:after="0" w:line="240" w:lineRule="auto"/>
+              <w:ind w:left="0"/>
               <w:contextualSpacing w:val="0"/>
             </w:pPr>
             <w:r>
@@ -7920,7 +7953,7 @@
           <w:p>
             <w:pPr>
               <w:spacing w:before="0" w:after="60" w:line="240" w:lineRule="auto"/>
-              <w:ind w:left="200" w:hanging="200"/>
+              <w:ind w:left="280" w:hanging="280"/>
               <w:contextualSpacing w:val="0"/>
             </w:pPr>
             <w:r>
@@ -7935,7 +7968,7 @@
           <w:p>
             <w:pPr>
               <w:spacing w:before="0" w:after="60" w:line="240" w:lineRule="auto"/>
-              <w:ind w:left="200" w:hanging="200"/>
+              <w:ind w:left="280" w:hanging="280"/>
               <w:contextualSpacing w:val="0"/>
             </w:pPr>
             <w:r>
@@ -7950,7 +7983,7 @@
           <w:p>
             <w:pPr>
               <w:spacing w:before="0" w:after="60" w:line="240" w:lineRule="auto"/>
-              <w:ind w:left="200" w:hanging="200"/>
+              <w:ind w:left="280" w:hanging="280"/>
               <w:contextualSpacing w:val="0"/>
             </w:pPr>
             <w:r>
@@ -7965,7 +7998,7 @@
           <w:p>
             <w:pPr>
               <w:spacing w:before="0" w:after="60" w:line="240" w:lineRule="auto"/>
-              <w:ind w:left="200" w:hanging="200"/>
+              <w:ind w:left="280" w:hanging="280"/>
               <w:contextualSpacing w:val="0"/>
             </w:pPr>
             <w:r>
@@ -7998,6 +8031,7 @@
           <w:p>
             <w:pPr>
               <w:spacing w:before="0" w:after="0" w:line="240" w:lineRule="auto"/>
+              <w:ind w:left="0"/>
               <w:jc w:val="center"/>
               <w:contextualSpacing w:val="0"/>
             </w:pPr>
@@ -8031,6 +8065,7 @@
           <w:p>
             <w:pPr>
               <w:spacing w:before="0" w:after="0" w:line="240" w:lineRule="auto"/>
+              <w:ind w:left="0"/>
               <w:jc w:val="center"/>
               <w:contextualSpacing w:val="0"/>
             </w:pPr>
@@ -8055,6 +8090,7 @@
     <w:p>
       <w:pPr>
         <w:spacing w:before="0" w:after="40" w:line="240" w:lineRule="auto"/>
+        <w:ind w:left="0"/>
         <w:jc w:val="both"/>
         <w:contextualSpacing w:val="0"/>
       </w:pPr>
@@ -8078,6 +8114,7 @@
     <w:p>
       <w:pPr>
         <w:spacing w:before="80" w:after="20" w:line="240" w:lineRule="auto"/>
+        <w:ind w:left="0"/>
       </w:pPr>
       <w:r>
         <w:rPr>
@@ -8100,8 +8137,7 @@
     <w:p>
       <w:pPr>
         <w:spacing w:before="0" w:after="40" w:line="240" w:lineRule="auto"/>
-        <w:ind w:left="200" w:hanging="200"/>
-        <w:jc w:val="both"/>
+        <w:ind w:left="280" w:hanging="280"/>
         <w:contextualSpacing w:val="0"/>
       </w:pPr>
       <w:r>
@@ -8116,8 +8152,7 @@
     <w:p>
       <w:pPr>
         <w:spacing w:before="0" w:after="40" w:line="240" w:lineRule="auto"/>
-        <w:ind w:left="200" w:hanging="200"/>
-        <w:jc w:val="both"/>
+        <w:ind w:left="280" w:hanging="280"/>
         <w:contextualSpacing w:val="0"/>
       </w:pPr>
       <w:r>
@@ -8132,8 +8167,7 @@
     <w:p>
       <w:pPr>
         <w:spacing w:before="0" w:after="40" w:line="240" w:lineRule="auto"/>
-        <w:ind w:left="200" w:hanging="200"/>
-        <w:jc w:val="both"/>
+        <w:ind w:left="280" w:hanging="280"/>
         <w:contextualSpacing w:val="0"/>
       </w:pPr>
       <w:r>
@@ -8154,6 +8188,7 @@
     <w:p>
       <w:pPr>
         <w:spacing w:before="0" w:after="40" w:line="240" w:lineRule="auto"/>
+        <w:ind w:left="0"/>
         <w:contextualSpacing w:val="0"/>
       </w:pPr>
       <w:r>
@@ -8170,6 +8205,7 @@
     <w:p>
       <w:pPr>
         <w:spacing w:before="0" w:after="40" w:line="240" w:lineRule="auto"/>
+        <w:ind w:left="0"/>
         <w:contextualSpacing w:val="0"/>
       </w:pPr>
       <w:r>
@@ -8186,6 +8222,7 @@
     <w:p>
       <w:pPr>
         <w:spacing w:before="0" w:after="40" w:line="240" w:lineRule="auto"/>
+        <w:ind w:left="0"/>
         <w:contextualSpacing w:val="0"/>
       </w:pPr>
       <w:r>
@@ -8267,6 +8304,7 @@
           <w:p>
             <w:pPr>
               <w:spacing w:before="0" w:after="0" w:line="240" w:lineRule="auto"/>
+              <w:ind w:left="0"/>
               <w:contextualSpacing w:val="0"/>
             </w:pPr>
             <w:r>
@@ -8300,6 +8338,7 @@
           <w:p>
             <w:pPr>
               <w:spacing w:before="0" w:after="0" w:line="240" w:lineRule="auto"/>
+              <w:ind w:left="0"/>
               <w:jc w:val="center"/>
               <w:contextualSpacing w:val="0"/>
             </w:pPr>
@@ -8336,6 +8375,7 @@
           <w:p>
             <w:pPr>
               <w:spacing w:before="0" w:after="0" w:line="240" w:lineRule="auto"/>
+              <w:ind w:left="0"/>
               <w:contextualSpacing w:val="0"/>
             </w:pPr>
             <w:r>
@@ -8352,7 +8392,7 @@
           <w:p>
             <w:pPr>
               <w:spacing w:before="0" w:after="60" w:line="240" w:lineRule="auto"/>
-              <w:ind w:left="200" w:hanging="200"/>
+              <w:ind w:left="280" w:hanging="280"/>
               <w:contextualSpacing w:val="0"/>
             </w:pPr>
             <w:r>
@@ -8367,7 +8407,7 @@
           <w:p>
             <w:pPr>
               <w:spacing w:before="0" w:after="60" w:line="240" w:lineRule="auto"/>
-              <w:ind w:left="200" w:hanging="200"/>
+              <w:ind w:left="280" w:hanging="280"/>
               <w:contextualSpacing w:val="0"/>
             </w:pPr>
             <w:r>
@@ -8382,7 +8422,7 @@
           <w:p>
             <w:pPr>
               <w:spacing w:before="0" w:after="60" w:line="240" w:lineRule="auto"/>
-              <w:ind w:left="200" w:hanging="200"/>
+              <w:ind w:left="280" w:hanging="280"/>
               <w:contextualSpacing w:val="0"/>
             </w:pPr>
             <w:r>
@@ -8415,6 +8455,7 @@
           <w:p>
             <w:pPr>
               <w:spacing w:before="0" w:after="0" w:line="240" w:lineRule="auto"/>
+              <w:ind w:left="0"/>
               <w:jc w:val="center"/>
               <w:contextualSpacing w:val="0"/>
             </w:pPr>
@@ -8450,6 +8491,7 @@
           <w:p>
             <w:pPr>
               <w:spacing w:before="0" w:after="0" w:line="240" w:lineRule="auto"/>
+              <w:ind w:left="0"/>
               <w:contextualSpacing w:val="0"/>
             </w:pPr>
             <w:r>
@@ -8466,6 +8508,7 @@
           <w:p>
             <w:pPr>
               <w:spacing w:before="0" w:after="40" w:line="240" w:lineRule="auto"/>
+              <w:ind w:left="0"/>
               <w:contextualSpacing w:val="0"/>
             </w:pPr>
             <w:r>
@@ -8480,6 +8523,7 @@
           <w:p>
             <w:pPr>
               <w:spacing w:before="20" w:after="20" w:line="240" w:lineRule="auto"/>
+              <w:ind w:left="0"/>
               <w:contextualSpacing w:val="0"/>
             </w:pPr>
             <w:r>
@@ -8513,6 +8557,7 @@
           <w:p>
             <w:pPr>
               <w:spacing w:before="0" w:after="0" w:line="240" w:lineRule="auto"/>
+              <w:ind w:left="0"/>
               <w:jc w:val="center"/>
               <w:contextualSpacing w:val="0"/>
             </w:pPr>
@@ -8548,6 +8593,7 @@
           <w:p>
             <w:pPr>
               <w:spacing w:before="0" w:after="0" w:line="240" w:lineRule="auto"/>
+              <w:ind w:left="0"/>
               <w:contextualSpacing w:val="0"/>
             </w:pPr>
             <w:r>
@@ -8564,6 +8610,7 @@
           <w:p>
             <w:pPr>
               <w:spacing w:before="0" w:after="40" w:line="240" w:lineRule="auto"/>
+              <w:ind w:left="0"/>
               <w:contextualSpacing w:val="0"/>
             </w:pPr>
             <w:r>
@@ -8596,6 +8643,7 @@
           <w:p>
             <w:pPr>
               <w:spacing w:before="0" w:after="0" w:line="240" w:lineRule="auto"/>
+              <w:ind w:left="0"/>
               <w:jc w:val="center"/>
               <w:contextualSpacing w:val="0"/>
             </w:pPr>
@@ -8631,6 +8679,7 @@
           <w:p>
             <w:pPr>
               <w:spacing w:before="0" w:after="0" w:line="240" w:lineRule="auto"/>
+              <w:ind w:left="0"/>
               <w:contextualSpacing w:val="0"/>
             </w:pPr>
             <w:r>
@@ -8647,7 +8696,7 @@
           <w:p>
             <w:pPr>
               <w:spacing w:before="0" w:after="60" w:line="240" w:lineRule="auto"/>
-              <w:ind w:left="200" w:hanging="200"/>
+              <w:ind w:left="280" w:hanging="280"/>
               <w:contextualSpacing w:val="0"/>
             </w:pPr>
             <w:r>
@@ -8662,7 +8711,7 @@
           <w:p>
             <w:pPr>
               <w:spacing w:before="0" w:after="60" w:line="240" w:lineRule="auto"/>
-              <w:ind w:left="200" w:hanging="200"/>
+              <w:ind w:left="280" w:hanging="280"/>
               <w:contextualSpacing w:val="0"/>
             </w:pPr>
             <w:r>
@@ -8677,7 +8726,7 @@
           <w:p>
             <w:pPr>
               <w:spacing w:before="0" w:after="60" w:line="240" w:lineRule="auto"/>
-              <w:ind w:left="200" w:hanging="200"/>
+              <w:ind w:left="280" w:hanging="280"/>
               <w:contextualSpacing w:val="0"/>
             </w:pPr>
             <w:r>
@@ -8692,7 +8741,7 @@
           <w:p>
             <w:pPr>
               <w:spacing w:before="0" w:after="60" w:line="240" w:lineRule="auto"/>
-              <w:ind w:left="200" w:hanging="200"/>
+              <w:ind w:left="280" w:hanging="280"/>
               <w:contextualSpacing w:val="0"/>
             </w:pPr>
             <w:r>
@@ -8725,6 +8774,7 @@
           <w:p>
             <w:pPr>
               <w:spacing w:before="0" w:after="0" w:line="240" w:lineRule="auto"/>
+              <w:ind w:left="0"/>
               <w:jc w:val="center"/>
               <w:contextualSpacing w:val="0"/>
             </w:pPr>
@@ -8749,6 +8799,7 @@
     <w:p>
       <w:pPr>
         <w:spacing w:before="80" w:after="20" w:line="240" w:lineRule="auto"/>
+        <w:ind w:left="0"/>
       </w:pPr>
       <w:r>
         <w:rPr>
@@ -8771,8 +8822,7 @@
     <w:p>
       <w:pPr>
         <w:spacing w:before="0" w:after="40" w:line="240" w:lineRule="auto"/>
-        <w:ind w:left="200" w:hanging="200"/>
-        <w:jc w:val="both"/>
+        <w:ind w:left="280" w:hanging="280"/>
         <w:contextualSpacing w:val="0"/>
       </w:pPr>
       <w:r>
@@ -8787,8 +8837,7 @@
     <w:p>
       <w:pPr>
         <w:spacing w:before="0" w:after="40" w:line="240" w:lineRule="auto"/>
-        <w:ind w:left="200" w:hanging="200"/>
-        <w:jc w:val="both"/>
+        <w:ind w:left="280" w:hanging="280"/>
         <w:contextualSpacing w:val="0"/>
       </w:pPr>
       <w:r>
@@ -8803,8 +8852,7 @@
     <w:p>
       <w:pPr>
         <w:spacing w:before="0" w:after="40" w:line="240" w:lineRule="auto"/>
-        <w:ind w:left="200" w:hanging="200"/>
-        <w:jc w:val="both"/>
+        <w:ind w:left="280" w:hanging="280"/>
         <w:contextualSpacing w:val="0"/>
       </w:pPr>
       <w:r>
@@ -8819,8 +8867,7 @@
     <w:p>
       <w:pPr>
         <w:spacing w:before="0" w:after="40" w:line="240" w:lineRule="auto"/>
-        <w:ind w:left="200" w:hanging="200"/>
-        <w:jc w:val="both"/>
+        <w:ind w:left="280" w:hanging="280"/>
         <w:contextualSpacing w:val="0"/>
       </w:pPr>
       <w:r>
@@ -8841,6 +8888,7 @@
     <w:p>
       <w:pPr>
         <w:spacing w:before="0" w:after="40" w:line="240" w:lineRule="auto"/>
+        <w:ind w:left="0"/>
         <w:contextualSpacing w:val="0"/>
       </w:pPr>
       <w:r>
@@ -8857,6 +8905,7 @@
     <w:p>
       <w:pPr>
         <w:spacing w:before="0" w:after="40" w:line="240" w:lineRule="auto"/>
+        <w:ind w:left="0"/>
         <w:contextualSpacing w:val="0"/>
       </w:pPr>
       <w:r>
@@ -8873,6 +8922,7 @@
     <w:p>
       <w:pPr>
         <w:spacing w:before="0" w:after="40" w:line="240" w:lineRule="auto"/>
+        <w:ind w:left="0"/>
         <w:contextualSpacing w:val="0"/>
       </w:pPr>
       <w:r>
@@ -8954,6 +9004,7 @@
           <w:p>
             <w:pPr>
               <w:spacing w:before="0" w:after="0" w:line="240" w:lineRule="auto"/>
+              <w:ind w:left="0"/>
               <w:contextualSpacing w:val="0"/>
             </w:pPr>
             <w:r>
@@ -8987,6 +9038,7 @@
           <w:p>
             <w:pPr>
               <w:spacing w:before="0" w:after="0" w:line="240" w:lineRule="auto"/>
+              <w:ind w:left="0"/>
               <w:jc w:val="center"/>
               <w:contextualSpacing w:val="0"/>
             </w:pPr>
@@ -9023,6 +9075,7 @@
           <w:p>
             <w:pPr>
               <w:spacing w:before="0" w:after="40" w:line="240" w:lineRule="auto"/>
+              <w:ind w:left="0"/>
               <w:contextualSpacing w:val="0"/>
             </w:pPr>
             <w:r>
@@ -9057,6 +9110,7 @@
           <w:p>
             <w:pPr>
               <w:spacing w:before="0" w:after="0" w:line="240" w:lineRule="auto"/>
+              <w:ind w:left="0"/>
               <w:jc w:val="center"/>
               <w:contextualSpacing w:val="0"/>
             </w:pPr>
@@ -9092,6 +9146,7 @@
           <w:p>
             <w:pPr>
               <w:spacing w:before="0" w:after="40" w:line="240" w:lineRule="auto"/>
+              <w:ind w:left="0"/>
               <w:contextualSpacing w:val="0"/>
             </w:pPr>
             <w:r>
@@ -9142,6 +9197,7 @@
           <w:p>
             <w:pPr>
               <w:spacing w:before="0" w:after="0" w:line="240" w:lineRule="auto"/>
+              <w:ind w:left="0"/>
               <w:jc w:val="center"/>
               <w:contextualSpacing w:val="0"/>
             </w:pPr>
@@ -9177,6 +9233,7 @@
           <w:p>
             <w:pPr>
               <w:spacing w:before="0" w:after="40" w:line="240" w:lineRule="auto"/>
+              <w:ind w:left="0"/>
               <w:contextualSpacing w:val="0"/>
             </w:pPr>
             <w:r>
@@ -9211,6 +9268,7 @@
           <w:p>
             <w:pPr>
               <w:spacing w:before="0" w:after="0" w:line="240" w:lineRule="auto"/>
+              <w:ind w:left="0"/>
               <w:jc w:val="center"/>
               <w:contextualSpacing w:val="0"/>
             </w:pPr>
@@ -9246,6 +9304,7 @@
           <w:p>
             <w:pPr>
               <w:spacing w:before="0" w:after="40" w:line="240" w:lineRule="auto"/>
+              <w:ind w:left="0"/>
               <w:contextualSpacing w:val="0"/>
             </w:pPr>
             <w:r>
@@ -9280,6 +9339,7 @@
           <w:p>
             <w:pPr>
               <w:spacing w:before="0" w:after="0" w:line="240" w:lineRule="auto"/>
+              <w:ind w:left="0"/>
               <w:jc w:val="center"/>
               <w:contextualSpacing w:val="0"/>
             </w:pPr>
@@ -9315,6 +9375,7 @@
           <w:p>
             <w:pPr>
               <w:spacing w:before="0" w:after="40" w:line="240" w:lineRule="auto"/>
+              <w:ind w:left="0"/>
               <w:contextualSpacing w:val="0"/>
             </w:pPr>
             <w:r>
@@ -9349,6 +9410,7 @@
           <w:p>
             <w:pPr>
               <w:spacing w:before="0" w:after="0" w:line="240" w:lineRule="auto"/>
+              <w:ind w:left="0"/>
               <w:jc w:val="center"/>
               <w:contextualSpacing w:val="0"/>
             </w:pPr>
@@ -9384,6 +9446,7 @@
           <w:p>
             <w:pPr>
               <w:spacing w:before="0" w:after="40" w:line="240" w:lineRule="auto"/>
+              <w:ind w:left="0"/>
               <w:contextualSpacing w:val="0"/>
             </w:pPr>
             <w:r>
@@ -9418,6 +9481,7 @@
           <w:p>
             <w:pPr>
               <w:spacing w:before="0" w:after="0" w:line="240" w:lineRule="auto"/>
+              <w:ind w:left="0"/>
               <w:jc w:val="center"/>
               <w:contextualSpacing w:val="0"/>
             </w:pPr>
@@ -9453,6 +9517,7 @@
           <w:p>
             <w:pPr>
               <w:spacing w:before="0" w:after="40" w:line="240" w:lineRule="auto"/>
+              <w:ind w:left="0"/>
               <w:contextualSpacing w:val="0"/>
             </w:pPr>
             <w:r>
@@ -9487,6 +9552,7 @@
           <w:p>
             <w:pPr>
               <w:spacing w:before="0" w:after="0" w:line="240" w:lineRule="auto"/>
+              <w:ind w:left="0"/>
               <w:jc w:val="center"/>
               <w:contextualSpacing w:val="0"/>
             </w:pPr>
@@ -9522,6 +9588,7 @@
           <w:p>
             <w:pPr>
               <w:spacing w:before="0" w:after="40" w:line="240" w:lineRule="auto"/>
+              <w:ind w:left="0"/>
               <w:contextualSpacing w:val="0"/>
             </w:pPr>
             <w:r>
@@ -9556,6 +9623,7 @@
           <w:p>
             <w:pPr>
               <w:spacing w:before="0" w:after="0" w:line="240" w:lineRule="auto"/>
+              <w:ind w:left="0"/>
               <w:jc w:val="center"/>
               <w:contextualSpacing w:val="0"/>
             </w:pPr>
@@ -9580,6 +9648,7 @@
     <w:p>
       <w:pPr>
         <w:spacing w:before="20" w:after="20" w:line="240" w:lineRule="auto"/>
+        <w:ind w:left="0"/>
         <w:contextualSpacing w:val="0"/>
       </w:pPr>
       <w:r>
@@ -9595,6 +9664,7 @@
     <w:p>
       <w:pPr>
         <w:spacing w:before="20" w:after="20" w:line="240" w:lineRule="auto"/>
+        <w:ind w:left="0"/>
         <w:contextualSpacing w:val="0"/>
       </w:pPr>
       <w:r>
@@ -9616,6 +9686,7 @@
     <w:p>
       <w:pPr>
         <w:spacing w:before="80" w:after="20" w:line="240" w:lineRule="auto"/>
+        <w:ind w:left="0"/>
       </w:pPr>
       <w:r>
         <w:rPr>
@@ -9638,8 +9709,7 @@
     <w:p>
       <w:pPr>
         <w:spacing w:before="0" w:after="40" w:line="240" w:lineRule="auto"/>
-        <w:ind w:left="200" w:hanging="200"/>
-        <w:jc w:val="both"/>
+        <w:ind w:left="280" w:hanging="280"/>
         <w:contextualSpacing w:val="0"/>
       </w:pPr>
       <w:r>
@@ -9654,8 +9724,7 @@
     <w:p>
       <w:pPr>
         <w:spacing w:before="0" w:after="40" w:line="240" w:lineRule="auto"/>
-        <w:ind w:left="200" w:hanging="200"/>
-        <w:jc w:val="both"/>
+        <w:ind w:left="280" w:hanging="280"/>
         <w:contextualSpacing w:val="0"/>
       </w:pPr>
       <w:r>
@@ -9670,8 +9739,7 @@
     <w:p>
       <w:pPr>
         <w:spacing w:before="0" w:after="40" w:line="240" w:lineRule="auto"/>
-        <w:ind w:left="200" w:hanging="200"/>
-        <w:jc w:val="both"/>
+        <w:ind w:left="280" w:hanging="280"/>
         <w:contextualSpacing w:val="0"/>
       </w:pPr>
       <w:r>
@@ -9692,6 +9760,7 @@
     <w:p>
       <w:pPr>
         <w:spacing w:before="0" w:after="40" w:line="240" w:lineRule="auto"/>
+        <w:ind w:left="0"/>
         <w:contextualSpacing w:val="0"/>
       </w:pPr>
       <w:r>
@@ -9708,6 +9777,7 @@
     <w:p>
       <w:pPr>
         <w:spacing w:before="0" w:after="40" w:line="240" w:lineRule="auto"/>
+        <w:ind w:left="0"/>
         <w:contextualSpacing w:val="0"/>
       </w:pPr>
       <w:r>
@@ -9724,6 +9794,7 @@
     <w:p>
       <w:pPr>
         <w:spacing w:before="0" w:after="40" w:line="240" w:lineRule="auto"/>
+        <w:ind w:left="0"/>
         <w:contextualSpacing w:val="0"/>
       </w:pPr>
       <w:r>
@@ -9805,6 +9876,7 @@
           <w:p>
             <w:pPr>
               <w:spacing w:before="0" w:after="0" w:line="240" w:lineRule="auto"/>
+              <w:ind w:left="0"/>
               <w:contextualSpacing w:val="0"/>
             </w:pPr>
             <w:r>
@@ -9838,6 +9910,7 @@
           <w:p>
             <w:pPr>
               <w:spacing w:before="0" w:after="0" w:line="240" w:lineRule="auto"/>
+              <w:ind w:left="0"/>
               <w:jc w:val="center"/>
               <w:contextualSpacing w:val="0"/>
             </w:pPr>
@@ -9874,6 +9947,7 @@
           <w:p>
             <w:pPr>
               <w:spacing w:before="0" w:after="0" w:line="240" w:lineRule="auto"/>
+              <w:ind w:left="0"/>
               <w:contextualSpacing w:val="0"/>
             </w:pPr>
             <w:r>
@@ -9890,6 +9964,7 @@
           <w:p>
             <w:pPr>
               <w:spacing w:before="0" w:after="0" w:line="240" w:lineRule="auto"/>
+              <w:ind w:left="0"/>
               <w:contextualSpacing w:val="0"/>
             </w:pPr>
             <w:r>
@@ -9922,6 +9997,7 @@
           <w:p>
             <w:pPr>
               <w:spacing w:before="0" w:after="0" w:line="240" w:lineRule="auto"/>
+              <w:ind w:left="0"/>
               <w:jc w:val="center"/>
               <w:contextualSpacing w:val="0"/>
             </w:pPr>
@@ -9957,6 +10033,7 @@
           <w:p>
             <w:pPr>
               <w:spacing w:before="0" w:after="0" w:line="240" w:lineRule="auto"/>
+              <w:ind w:left="0"/>
               <w:contextualSpacing w:val="0"/>
             </w:pPr>
             <w:r>
@@ -9973,6 +10050,7 @@
           <w:p>
             <w:pPr>
               <w:spacing w:before="0" w:after="40" w:line="240" w:lineRule="auto"/>
+              <w:ind w:left="0"/>
               <w:jc w:val="both"/>
               <w:contextualSpacing w:val="0"/>
             </w:pPr>
@@ -9988,6 +10066,7 @@
           <w:p>
             <w:pPr>
               <w:spacing w:before="0" w:after="40" w:line="240" w:lineRule="auto"/>
+              <w:ind w:left="0"/>
               <w:jc w:val="both"/>
               <w:contextualSpacing w:val="0"/>
             </w:pPr>
@@ -10003,6 +10082,7 @@
           <w:p>
             <w:pPr>
               <w:spacing w:before="0" w:after="40" w:line="240" w:lineRule="auto"/>
+              <w:ind w:left="0"/>
               <w:jc w:val="both"/>
               <w:contextualSpacing w:val="0"/>
             </w:pPr>
@@ -10018,6 +10098,7 @@
           <w:p>
             <w:pPr>
               <w:spacing w:before="0" w:after="40" w:line="240" w:lineRule="auto"/>
+              <w:ind w:left="0"/>
               <w:jc w:val="both"/>
               <w:contextualSpacing w:val="0"/>
             </w:pPr>
@@ -10051,6 +10132,7 @@
           <w:p>
             <w:pPr>
               <w:spacing w:before="0" w:after="0" w:line="240" w:lineRule="auto"/>
+              <w:ind w:left="0"/>
               <w:jc w:val="center"/>
               <w:contextualSpacing w:val="0"/>
             </w:pPr>
@@ -10075,6 +10157,7 @@
     <w:p>
       <w:pPr>
         <w:spacing w:before="0" w:after="40" w:line="240" w:lineRule="auto"/>
+        <w:ind w:left="0"/>
         <w:contextualSpacing w:val="0"/>
       </w:pPr>
       <w:r>
@@ -10097,6 +10180,7 @@
     <w:p>
       <w:pPr>
         <w:spacing w:before="0" w:after="40" w:line="240" w:lineRule="auto"/>
+        <w:ind w:left="0"/>
         <w:contextualSpacing w:val="0"/>
       </w:pPr>
       <w:r>
@@ -10119,6 +10203,7 @@
     <w:p>
       <w:pPr>
         <w:spacing w:before="0" w:after="40" w:line="240" w:lineRule="auto"/>
+        <w:ind w:left="0"/>
         <w:contextualSpacing w:val="0"/>
       </w:pPr>
       <w:r>
@@ -10141,6 +10226,7 @@
     <w:p>
       <w:pPr>
         <w:spacing w:before="80" w:after="20" w:line="240" w:lineRule="auto"/>
+        <w:ind w:left="0"/>
       </w:pPr>
       <w:r>
         <w:rPr>
@@ -10163,8 +10249,7 @@
     <w:p>
       <w:pPr>
         <w:spacing w:before="0" w:after="40" w:line="240" w:lineRule="auto"/>
-        <w:ind w:left="200" w:hanging="200"/>
-        <w:jc w:val="both"/>
+        <w:ind w:left="280" w:hanging="280"/>
         <w:contextualSpacing w:val="0"/>
       </w:pPr>
       <w:r>
@@ -10179,8 +10264,7 @@
     <w:p>
       <w:pPr>
         <w:spacing w:before="0" w:after="40" w:line="240" w:lineRule="auto"/>
-        <w:ind w:left="200" w:hanging="200"/>
-        <w:jc w:val="both"/>
+        <w:ind w:left="280" w:hanging="280"/>
         <w:contextualSpacing w:val="0"/>
       </w:pPr>
       <w:r>
@@ -10195,8 +10279,7 @@
     <w:p>
       <w:pPr>
         <w:spacing w:before="0" w:after="40" w:line="240" w:lineRule="auto"/>
-        <w:ind w:left="200" w:hanging="200"/>
-        <w:jc w:val="both"/>
+        <w:ind w:left="280" w:hanging="280"/>
         <w:contextualSpacing w:val="0"/>
       </w:pPr>
       <w:r>
@@ -10211,8 +10294,7 @@
     <w:p>
       <w:pPr>
         <w:spacing w:before="0" w:after="40" w:line="240" w:lineRule="auto"/>
-        <w:ind w:left="200" w:hanging="200"/>
-        <w:jc w:val="both"/>
+        <w:ind w:left="280" w:hanging="280"/>
         <w:contextualSpacing w:val="0"/>
       </w:pPr>
       <w:r>
@@ -10227,8 +10309,7 @@
     <w:p>
       <w:pPr>
         <w:spacing w:before="0" w:after="40" w:line="240" w:lineRule="auto"/>
-        <w:ind w:left="200" w:hanging="200"/>
-        <w:jc w:val="both"/>
+        <w:ind w:left="280" w:hanging="280"/>
         <w:contextualSpacing w:val="0"/>
       </w:pPr>
       <w:r>
@@ -10243,8 +10324,7 @@
     <w:p>
       <w:pPr>
         <w:spacing w:before="0" w:after="40" w:line="240" w:lineRule="auto"/>
-        <w:ind w:left="200" w:hanging="200"/>
-        <w:jc w:val="both"/>
+        <w:ind w:left="280" w:hanging="280"/>
         <w:contextualSpacing w:val="0"/>
       </w:pPr>
       <w:r>
@@ -10265,6 +10345,7 @@
     <w:p>
       <w:pPr>
         <w:spacing w:before="0" w:after="40" w:line="240" w:lineRule="auto"/>
+        <w:ind w:left="0"/>
         <w:contextualSpacing w:val="0"/>
       </w:pPr>
       <w:r>
@@ -10281,6 +10362,7 @@
     <w:p>
       <w:pPr>
         <w:spacing w:before="0" w:after="40" w:line="240" w:lineRule="auto"/>
+        <w:ind w:left="0"/>
         <w:contextualSpacing w:val="0"/>
       </w:pPr>
       <w:r>
@@ -10297,6 +10379,7 @@
     <w:p>
       <w:pPr>
         <w:spacing w:before="0" w:after="40" w:line="240" w:lineRule="auto"/>
+        <w:ind w:left="0"/>
         <w:contextualSpacing w:val="0"/>
       </w:pPr>
       <w:r>
@@ -10342,6 +10425,7 @@
     <w:p>
       <w:pPr>
         <w:spacing w:before="0" w:after="40" w:line="240" w:lineRule="auto"/>
+        <w:ind w:left="0"/>
         <w:contextualSpacing w:val="0"/>
       </w:pPr>
       <w:r>
@@ -10400,6 +10484,7 @@
           <w:p>
             <w:pPr>
               <w:spacing w:before="0" w:after="0" w:line="240" w:lineRule="auto"/>
+              <w:ind w:left="0"/>
               <w:contextualSpacing w:val="0"/>
             </w:pPr>
             <w:r>
@@ -10433,6 +10518,7 @@
           <w:p>
             <w:pPr>
               <w:spacing w:before="0" w:after="0" w:line="240" w:lineRule="auto"/>
+              <w:ind w:left="0"/>
               <w:jc w:val="center"/>
               <w:contextualSpacing w:val="0"/>
             </w:pPr>
@@ -10467,6 +10553,7 @@
           <w:p>
             <w:pPr>
               <w:spacing w:before="0" w:after="0" w:line="240" w:lineRule="auto"/>
+              <w:ind w:left="0"/>
               <w:contextualSpacing w:val="0"/>
             </w:pPr>
             <w:r>
@@ -10500,6 +10587,7 @@
           <w:p>
             <w:pPr>
               <w:spacing w:before="0" w:after="0" w:line="240" w:lineRule="auto"/>
+              <w:ind w:left="0"/>
               <w:jc w:val="center"/>
               <w:contextualSpacing w:val="0"/>
             </w:pPr>
@@ -10537,6 +10625,7 @@
           <w:p>
             <w:pPr>
               <w:spacing w:before="0" w:after="0" w:line="240" w:lineRule="auto"/>
+              <w:ind w:left="0"/>
               <w:jc w:val="center"/>
               <w:contextualSpacing w:val="0"/>
             </w:pPr>
@@ -10572,6 +10661,7 @@
           <w:p>
             <w:pPr>
               <w:spacing w:before="0" w:after="0" w:line="240" w:lineRule="auto"/>
+              <w:ind w:left="0"/>
               <w:jc w:val="center"/>
               <w:contextualSpacing w:val="0"/>
             </w:pPr>
@@ -10605,6 +10695,7 @@
           <w:p>
             <w:pPr>
               <w:spacing w:before="0" w:after="40" w:line="240" w:lineRule="auto"/>
+              <w:ind w:left="0"/>
               <w:jc w:val="both"/>
               <w:contextualSpacing w:val="0"/>
             </w:pPr>
@@ -10656,6 +10747,7 @@
           <w:p>
             <w:pPr>
               <w:spacing w:before="0" w:after="0" w:line="240" w:lineRule="auto"/>
+              <w:ind w:left="0"/>
               <w:jc w:val="center"/>
               <w:contextualSpacing w:val="0"/>
             </w:pPr>
@@ -10705,6 +10797,7 @@
           <w:p>
             <w:pPr>
               <w:spacing w:before="0" w:after="0" w:line="240" w:lineRule="auto"/>
+              <w:ind w:left="0"/>
               <w:jc w:val="center"/>
               <w:contextualSpacing w:val="0"/>
             </w:pPr>
@@ -10738,6 +10831,7 @@
           <w:p>
             <w:pPr>
               <w:spacing w:before="0" w:after="40" w:line="240" w:lineRule="auto"/>
+              <w:ind w:left="0"/>
               <w:jc w:val="both"/>
               <w:contextualSpacing w:val="0"/>
             </w:pPr>
@@ -10787,6 +10881,7 @@
           <w:p>
             <w:pPr>
               <w:spacing w:before="0" w:after="20" w:line="240" w:lineRule="auto"/>
+              <w:ind w:left="0"/>
               <w:contextualSpacing w:val="0"/>
             </w:pPr>
             <w:r>
@@ -10820,6 +10915,7 @@
           <w:p>
             <w:pPr>
               <w:spacing w:before="0" w:after="0" w:line="240" w:lineRule="auto"/>
+              <w:ind w:left="0"/>
               <w:jc w:val="center"/>
               <w:contextualSpacing w:val="0"/>
             </w:pPr>
@@ -10869,6 +10965,7 @@
           <w:p>
             <w:pPr>
               <w:spacing w:before="0" w:after="0" w:line="240" w:lineRule="auto"/>
+              <w:ind w:left="0"/>
               <w:jc w:val="center"/>
               <w:contextualSpacing w:val="0"/>
             </w:pPr>
@@ -10902,6 +10999,7 @@
           <w:p>
             <w:pPr>
               <w:spacing w:before="0" w:after="40" w:line="240" w:lineRule="auto"/>
+              <w:ind w:left="0"/>
               <w:jc w:val="both"/>
               <w:contextualSpacing w:val="0"/>
             </w:pPr>
@@ -10919,6 +11017,7 @@
           <w:p>
             <w:pPr>
               <w:spacing w:before="0" w:after="20" w:line="240" w:lineRule="auto"/>
+              <w:ind w:left="0"/>
               <w:contextualSpacing w:val="0"/>
             </w:pPr>
             <w:r>
@@ -10934,6 +11033,7 @@
           <w:p>
             <w:pPr>
               <w:spacing w:before="0" w:after="20" w:line="240" w:lineRule="auto"/>
+              <w:ind w:left="0"/>
               <w:contextualSpacing w:val="0"/>
             </w:pPr>
             <w:r>
@@ -10967,6 +11067,7 @@
           <w:p>
             <w:pPr>
               <w:spacing w:before="0" w:after="0" w:line="240" w:lineRule="auto"/>
+              <w:ind w:left="0"/>
               <w:jc w:val="center"/>
               <w:contextualSpacing w:val="0"/>
             </w:pPr>
@@ -11002,6 +11103,7 @@
           <w:p>
             <w:pPr>
               <w:spacing w:before="0" w:after="0" w:line="240" w:lineRule="auto"/>
+              <w:ind w:left="0"/>
               <w:jc w:val="center"/>
               <w:contextualSpacing w:val="0"/>
             </w:pPr>
@@ -11037,6 +11139,7 @@
           <w:p>
             <w:pPr>
               <w:spacing w:before="0" w:after="0" w:line="240" w:lineRule="auto"/>
+              <w:ind w:left="0"/>
               <w:jc w:val="center"/>
               <w:contextualSpacing w:val="0"/>
             </w:pPr>
@@ -11070,6 +11173,7 @@
           <w:p>
             <w:pPr>
               <w:spacing w:before="0" w:after="40" w:line="240" w:lineRule="auto"/>
+              <w:ind w:left="0"/>
               <w:jc w:val="both"/>
               <w:contextualSpacing w:val="0"/>
             </w:pPr>
@@ -11137,6 +11241,7 @@
           <w:p>
             <w:pPr>
               <w:spacing w:before="0" w:after="0" w:line="240" w:lineRule="auto"/>
+              <w:ind w:left="0"/>
               <w:jc w:val="center"/>
               <w:contextualSpacing w:val="0"/>
             </w:pPr>
@@ -11172,6 +11277,7 @@
           <w:p>
             <w:pPr>
               <w:spacing w:before="0" w:after="0" w:line="240" w:lineRule="auto"/>
+              <w:ind w:left="0"/>
               <w:jc w:val="center"/>
               <w:contextualSpacing w:val="0"/>
             </w:pPr>
@@ -11207,6 +11313,7 @@
           <w:p>
             <w:pPr>
               <w:spacing w:before="0" w:after="0" w:line="240" w:lineRule="auto"/>
+              <w:ind w:left="0"/>
               <w:jc w:val="center"/>
               <w:contextualSpacing w:val="0"/>
             </w:pPr>
@@ -11240,6 +11347,7 @@
           <w:p>
             <w:pPr>
               <w:spacing w:before="0" w:after="40" w:line="240" w:lineRule="auto"/>
+              <w:ind w:left="0"/>
               <w:contextualSpacing w:val="0"/>
             </w:pPr>
             <w:r>
@@ -11255,6 +11363,7 @@
           <w:p>
             <w:pPr>
               <w:spacing w:before="0" w:after="20" w:line="240" w:lineRule="auto"/>
+              <w:ind w:left="0"/>
               <w:contextualSpacing w:val="0"/>
             </w:pPr>
             <w:r>
@@ -11288,6 +11397,7 @@
           <w:p>
             <w:pPr>
               <w:spacing w:before="0" w:after="0" w:line="240" w:lineRule="auto"/>
+              <w:ind w:left="0"/>
               <w:jc w:val="center"/>
               <w:contextualSpacing w:val="0"/>
             </w:pPr>
@@ -11324,6 +11434,7 @@
           <w:p>
             <w:pPr>
               <w:spacing w:before="0" w:after="0" w:line="240" w:lineRule="auto"/>
+              <w:ind w:left="0"/>
               <w:jc w:val="center"/>
               <w:contextualSpacing w:val="0"/>
             </w:pPr>
@@ -11359,6 +11470,7 @@
           <w:p>
             <w:pPr>
               <w:spacing w:before="0" w:after="0" w:line="240" w:lineRule="auto"/>
+              <w:ind w:left="0"/>
               <w:jc w:val="center"/>
               <w:contextualSpacing w:val="0"/>
             </w:pPr>
@@ -11392,6 +11504,7 @@
           <w:p>
             <w:pPr>
               <w:spacing w:before="0" w:after="40" w:line="240" w:lineRule="auto"/>
+              <w:ind w:left="0"/>
               <w:contextualSpacing w:val="0"/>
             </w:pPr>
             <w:r>
@@ -11425,6 +11538,7 @@
           <w:p>
             <w:pPr>
               <w:spacing w:before="0" w:after="0" w:line="240" w:lineRule="auto"/>
+              <w:ind w:left="0"/>
               <w:jc w:val="center"/>
               <w:contextualSpacing w:val="0"/>
             </w:pPr>
@@ -11474,6 +11588,7 @@
           <w:p>
             <w:pPr>
               <w:spacing w:before="0" w:after="0" w:line="240" w:lineRule="auto"/>
+              <w:ind w:left="0"/>
               <w:jc w:val="center"/>
               <w:contextualSpacing w:val="0"/>
             </w:pPr>
@@ -11507,6 +11622,7 @@
           <w:p>
             <w:pPr>
               <w:spacing w:before="0" w:after="40" w:line="240" w:lineRule="auto"/>
+              <w:ind w:left="0"/>
               <w:contextualSpacing w:val="0"/>
             </w:pPr>
             <w:r>
@@ -11540,6 +11656,7 @@
           <w:p>
             <w:pPr>
               <w:spacing w:before="0" w:after="0" w:line="240" w:lineRule="auto"/>
+              <w:ind w:left="0"/>
               <w:jc w:val="center"/>
               <w:contextualSpacing w:val="0"/>
             </w:pPr>
@@ -11576,6 +11693,7 @@
           <w:p>
             <w:pPr>
               <w:spacing w:before="0" w:after="0" w:line="240" w:lineRule="auto"/>
+              <w:ind w:left="0"/>
               <w:jc w:val="center"/>
               <w:contextualSpacing w:val="0"/>
             </w:pPr>
@@ -11611,6 +11729,7 @@
           <w:p>
             <w:pPr>
               <w:spacing w:before="0" w:after="0" w:line="240" w:lineRule="auto"/>
+              <w:ind w:left="0"/>
               <w:jc w:val="center"/>
               <w:contextualSpacing w:val="0"/>
             </w:pPr>
@@ -11644,6 +11763,7 @@
           <w:p>
             <w:pPr>
               <w:spacing w:before="0" w:after="40" w:line="240" w:lineRule="auto"/>
+              <w:ind w:left="0"/>
               <w:jc w:val="both"/>
               <w:contextualSpacing w:val="0"/>
             </w:pPr>
@@ -11711,6 +11831,7 @@
           <w:p>
             <w:pPr>
               <w:spacing w:before="0" w:after="0" w:line="240" w:lineRule="auto"/>
+              <w:ind w:left="0"/>
               <w:jc w:val="center"/>
               <w:contextualSpacing w:val="0"/>
             </w:pPr>
@@ -11760,6 +11881,7 @@
           <w:p>
             <w:pPr>
               <w:spacing w:before="0" w:after="0" w:line="240" w:lineRule="auto"/>
+              <w:ind w:left="0"/>
               <w:jc w:val="center"/>
               <w:contextualSpacing w:val="0"/>
             </w:pPr>
@@ -11793,6 +11915,7 @@
           <w:p>
             <w:pPr>
               <w:spacing w:before="0" w:after="40" w:line="240" w:lineRule="auto"/>
+              <w:ind w:left="0"/>
               <w:contextualSpacing w:val="0"/>
             </w:pPr>
             <w:r>
@@ -11842,6 +11965,7 @@
           <w:p>
             <w:pPr>
               <w:spacing w:before="0" w:after="0" w:line="240" w:lineRule="auto"/>
+              <w:ind w:left="0"/>
               <w:jc w:val="center"/>
               <w:contextualSpacing w:val="0"/>
             </w:pPr>
@@ -11878,6 +12002,7 @@
           <w:p>
             <w:pPr>
               <w:spacing w:before="0" w:after="0" w:line="240" w:lineRule="auto"/>
+              <w:ind w:left="0"/>
               <w:jc w:val="center"/>
               <w:contextualSpacing w:val="0"/>
             </w:pPr>
@@ -11913,6 +12038,7 @@
           <w:p>
             <w:pPr>
               <w:spacing w:before="0" w:after="0" w:line="240" w:lineRule="auto"/>
+              <w:ind w:left="0"/>
               <w:jc w:val="center"/>
               <w:contextualSpacing w:val="0"/>
             </w:pPr>
@@ -11946,6 +12072,7 @@
           <w:p>
             <w:pPr>
               <w:spacing w:before="0" w:after="40" w:line="240" w:lineRule="auto"/>
+              <w:ind w:left="0"/>
               <w:contextualSpacing w:val="0"/>
             </w:pPr>
             <w:r>
@@ -11979,6 +12106,7 @@
           <w:p>
             <w:pPr>
               <w:spacing w:before="0" w:after="0" w:line="240" w:lineRule="auto"/>
+              <w:ind w:left="0"/>
               <w:jc w:val="center"/>
               <w:contextualSpacing w:val="0"/>
             </w:pPr>
@@ -12028,6 +12156,7 @@
           <w:p>
             <w:pPr>
               <w:spacing w:before="0" w:after="0" w:line="240" w:lineRule="auto"/>
+              <w:ind w:left="0"/>
               <w:jc w:val="center"/>
               <w:contextualSpacing w:val="0"/>
             </w:pPr>
@@ -12061,6 +12190,7 @@
           <w:p>
             <w:pPr>
               <w:spacing w:before="0" w:after="40" w:line="240" w:lineRule="auto"/>
+              <w:ind w:left="0"/>
               <w:contextualSpacing w:val="0"/>
             </w:pPr>
             <w:r>
@@ -12076,6 +12206,7 @@
           <w:p>
             <w:pPr>
               <w:spacing w:before="0" w:after="20" w:line="240" w:lineRule="auto"/>
+              <w:ind w:left="0"/>
               <w:contextualSpacing w:val="0"/>
             </w:pPr>
             <w:r>
@@ -12091,6 +12222,7 @@
           <w:p>
             <w:pPr>
               <w:spacing w:before="0" w:after="20" w:line="240" w:lineRule="auto"/>
+              <w:ind w:left="0"/>
               <w:contextualSpacing w:val="0"/>
             </w:pPr>
             <w:r>
@@ -12124,6 +12256,7 @@
           <w:p>
             <w:pPr>
               <w:spacing w:before="0" w:after="0" w:line="240" w:lineRule="auto"/>
+              <w:ind w:left="0"/>
               <w:jc w:val="center"/>
               <w:contextualSpacing w:val="0"/>
             </w:pPr>
@@ -12173,6 +12306,7 @@
           <w:p>
             <w:pPr>
               <w:spacing w:before="0" w:after="0" w:line="240" w:lineRule="auto"/>
+              <w:ind w:left="0"/>
               <w:jc w:val="center"/>
               <w:contextualSpacing w:val="0"/>
             </w:pPr>
@@ -12206,6 +12340,7 @@
           <w:p>
             <w:pPr>
               <w:spacing w:before="0" w:after="40" w:line="240" w:lineRule="auto"/>
+              <w:ind w:left="0"/>
               <w:contextualSpacing w:val="0"/>
             </w:pPr>
             <w:r>
@@ -12285,6 +12420,7 @@
           <w:p>
             <w:pPr>
               <w:spacing w:before="0" w:after="20" w:line="240" w:lineRule="auto"/>
+              <w:ind w:left="0"/>
               <w:contextualSpacing w:val="0"/>
             </w:pPr>
             <w:r>
@@ -12318,6 +12454,7 @@
           <w:p>
             <w:pPr>
               <w:spacing w:before="0" w:after="0" w:line="240" w:lineRule="auto"/>
+              <w:ind w:left="0"/>
               <w:jc w:val="center"/>
               <w:contextualSpacing w:val="0"/>
             </w:pPr>
@@ -12367,6 +12504,7 @@
           <w:p>
             <w:pPr>
               <w:spacing w:before="0" w:after="0" w:line="240" w:lineRule="auto"/>
+              <w:ind w:left="0"/>
               <w:jc w:val="center"/>
               <w:contextualSpacing w:val="0"/>
             </w:pPr>
@@ -12400,6 +12538,7 @@
           <w:p>
             <w:pPr>
               <w:spacing w:before="0" w:after="40" w:line="240" w:lineRule="auto"/>
+              <w:ind w:left="0"/>
               <w:contextualSpacing w:val="0"/>
             </w:pPr>
             <w:r>
@@ -12497,6 +12636,7 @@
           <w:p>
             <w:pPr>
               <w:spacing w:before="0" w:after="0" w:line="240" w:lineRule="auto"/>
+              <w:ind w:left="0"/>
               <w:jc w:val="center"/>
               <w:contextualSpacing w:val="0"/>
             </w:pPr>
@@ -12546,6 +12686,7 @@
           <w:p>
             <w:pPr>
               <w:spacing w:before="0" w:after="0" w:line="240" w:lineRule="auto"/>
+              <w:ind w:left="0"/>
               <w:jc w:val="center"/>
               <w:contextualSpacing w:val="0"/>
             </w:pPr>
@@ -12579,6 +12720,7 @@
           <w:p>
             <w:pPr>
               <w:spacing w:before="0" w:after="40" w:line="240" w:lineRule="auto"/>
+              <w:ind w:left="0"/>
               <w:jc w:val="both"/>
               <w:contextualSpacing w:val="0"/>
             </w:pPr>
@@ -12684,6 +12826,7 @@
                 <w:p>
                   <w:pPr>
                     <w:spacing w:before="0" w:after="20" w:line="240" w:lineRule="auto"/>
+                    <w:ind w:left="0"/>
                     <w:contextualSpacing w:val="0"/>
                   </w:pPr>
                   <w:r>
@@ -12717,6 +12860,7 @@
                 <w:p>
                   <w:pPr>
                     <w:spacing w:before="0" w:after="20" w:line="240" w:lineRule="auto"/>
+                    <w:ind w:left="0"/>
                     <w:jc w:val="right"/>
                     <w:contextualSpacing w:val="0"/>
                   </w:pPr>
@@ -12753,6 +12897,7 @@
                 <w:p>
                   <w:pPr>
                     <w:spacing w:before="0" w:after="20" w:line="240" w:lineRule="auto"/>
+                    <w:ind w:left="0"/>
                     <w:contextualSpacing w:val="0"/>
                   </w:pPr>
                   <w:r>
@@ -12786,6 +12931,7 @@
                 <w:p>
                   <w:pPr>
                     <w:spacing w:before="0" w:after="20" w:line="240" w:lineRule="auto"/>
+                    <w:ind w:left="0"/>
                     <w:jc w:val="right"/>
                     <w:contextualSpacing w:val="0"/>
                   </w:pPr>
@@ -12822,6 +12968,7 @@
                 <w:p>
                   <w:pPr>
                     <w:spacing w:before="0" w:after="20" w:line="240" w:lineRule="auto"/>
+                    <w:ind w:left="0"/>
                     <w:contextualSpacing w:val="0"/>
                   </w:pPr>
                   <w:r>
@@ -12855,6 +13002,7 @@
                 <w:p>
                   <w:pPr>
                     <w:spacing w:before="0" w:after="20" w:line="240" w:lineRule="auto"/>
+                    <w:ind w:left="0"/>
                     <w:jc w:val="right"/>
                     <w:contextualSpacing w:val="0"/>
                   </w:pPr>
@@ -12891,6 +13039,7 @@
                 <w:p>
                   <w:pPr>
                     <w:spacing w:before="0" w:after="20" w:line="240" w:lineRule="auto"/>
+                    <w:ind w:left="0"/>
                     <w:contextualSpacing w:val="0"/>
                   </w:pPr>
                   <w:r>
@@ -12924,6 +13073,7 @@
                 <w:p>
                   <w:pPr>
                     <w:spacing w:before="0" w:after="20" w:line="240" w:lineRule="auto"/>
+                    <w:ind w:left="0"/>
                     <w:jc w:val="right"/>
                     <w:contextualSpacing w:val="0"/>
                   </w:pPr>
@@ -12961,6 +13111,7 @@
           <w:p>
             <w:pPr>
               <w:spacing w:before="0" w:after="0" w:line="240" w:lineRule="auto"/>
+              <w:ind w:left="0"/>
               <w:jc w:val="center"/>
               <w:contextualSpacing w:val="0"/>
             </w:pPr>
@@ -13010,6 +13161,7 @@
           <w:p>
             <w:pPr>
               <w:spacing w:before="0" w:after="0" w:line="240" w:lineRule="auto"/>
+              <w:ind w:left="0"/>
               <w:jc w:val="center"/>
               <w:contextualSpacing w:val="0"/>
             </w:pPr>
@@ -13043,6 +13195,7 @@
           <w:p>
             <w:pPr>
               <w:spacing w:before="0" w:after="40" w:line="240" w:lineRule="auto"/>
+              <w:ind w:left="0"/>
               <w:jc w:val="both"/>
               <w:contextualSpacing w:val="0"/>
             </w:pPr>
@@ -13099,6 +13252,7 @@
                 <w:p>
                   <w:pPr>
                     <w:spacing w:before="0" w:after="20" w:line="240" w:lineRule="auto"/>
+                    <w:ind w:left="0"/>
                     <w:contextualSpacing w:val="0"/>
                   </w:pPr>
                   <w:r>
@@ -13132,6 +13286,7 @@
                 <w:p>
                   <w:pPr>
                     <w:spacing w:before="0" w:after="20" w:line="240" w:lineRule="auto"/>
+                    <w:ind w:left="0"/>
                     <w:jc w:val="right"/>
                     <w:contextualSpacing w:val="0"/>
                   </w:pPr>
@@ -13168,6 +13323,7 @@
                 <w:p>
                   <w:pPr>
                     <w:spacing w:before="0" w:after="20" w:line="240" w:lineRule="auto"/>
+                    <w:ind w:left="0"/>
                     <w:contextualSpacing w:val="0"/>
                   </w:pPr>
                   <w:r>
@@ -13201,6 +13357,7 @@
                 <w:p>
                   <w:pPr>
                     <w:spacing w:before="0" w:after="20" w:line="240" w:lineRule="auto"/>
+                    <w:ind w:left="0"/>
                     <w:jc w:val="right"/>
                     <w:contextualSpacing w:val="0"/>
                   </w:pPr>
@@ -13237,6 +13394,7 @@
                 <w:p>
                   <w:pPr>
                     <w:spacing w:before="0" w:after="20" w:line="240" w:lineRule="auto"/>
+                    <w:ind w:left="0"/>
                     <w:contextualSpacing w:val="0"/>
                   </w:pPr>
                   <w:r>
@@ -13270,6 +13428,7 @@
                 <w:p>
                   <w:pPr>
                     <w:spacing w:before="0" w:after="20" w:line="240" w:lineRule="auto"/>
+                    <w:ind w:left="0"/>
                     <w:jc w:val="right"/>
                     <w:contextualSpacing w:val="0"/>
                   </w:pPr>
@@ -13307,6 +13466,7 @@
           <w:p>
             <w:pPr>
               <w:spacing w:before="0" w:after="0" w:line="240" w:lineRule="auto"/>
+              <w:ind w:left="0"/>
               <w:jc w:val="center"/>
               <w:contextualSpacing w:val="0"/>
             </w:pPr>
@@ -13343,6 +13503,7 @@
           <w:p>
             <w:pPr>
               <w:spacing w:before="0" w:after="0" w:line="240" w:lineRule="auto"/>
+              <w:ind w:left="0"/>
               <w:jc w:val="center"/>
               <w:contextualSpacing w:val="0"/>
             </w:pPr>
@@ -13377,6 +13538,7 @@
           <w:p>
             <w:pPr>
               <w:spacing w:before="0" w:after="0" w:line="240" w:lineRule="auto"/>
+              <w:ind w:left="0"/>
               <w:jc w:val="center"/>
               <w:contextualSpacing w:val="0"/>
             </w:pPr>
@@ -13414,6 +13576,7 @@
           <w:p>
             <w:pPr>
               <w:spacing w:before="0" w:after="0" w:line="240" w:lineRule="auto"/>
+              <w:ind w:left="0"/>
               <w:jc w:val="center"/>
               <w:contextualSpacing w:val="0"/>
             </w:pPr>
@@ -13448,6 +13611,7 @@
           <w:p>
             <w:pPr>
               <w:spacing w:before="0" w:after="0" w:line="240" w:lineRule="auto"/>
+              <w:ind w:left="0"/>
               <w:jc w:val="center"/>
               <w:contextualSpacing w:val="0"/>
             </w:pPr>
@@ -13473,6 +13637,7 @@
     <w:p>
       <w:pPr>
         <w:spacing w:before="20" w:after="20" w:line="240" w:lineRule="auto"/>
+        <w:ind w:left="0"/>
         <w:contextualSpacing w:val="0"/>
       </w:pPr>
       <w:r>
@@ -13494,6 +13659,7 @@
     <w:p>
       <w:pPr>
         <w:spacing w:before="20" w:after="20" w:line="240" w:lineRule="auto"/>
+        <w:ind w:left="0"/>
         <w:contextualSpacing w:val="0"/>
       </w:pPr>
       <w:r>
@@ -13515,6 +13681,7 @@
     <w:p>
       <w:pPr>
         <w:spacing w:before="20" w:after="20" w:line="240" w:lineRule="auto"/>
+        <w:ind w:left="0"/>
         <w:contextualSpacing w:val="0"/>
       </w:pPr>
       <w:r>
@@ -13536,6 +13703,7 @@
     <w:p>
       <w:pPr>
         <w:spacing w:before="80" w:after="20" w:line="240" w:lineRule="auto"/>
+        <w:ind w:left="0"/>
       </w:pPr>
       <w:r>
         <w:rPr>
@@ -13558,8 +13726,7 @@
     <w:p>
       <w:pPr>
         <w:spacing w:before="0" w:after="40" w:line="240" w:lineRule="auto"/>
-        <w:ind w:left="200" w:hanging="200"/>
-        <w:jc w:val="both"/>
+        <w:ind w:left="280" w:hanging="280"/>
         <w:contextualSpacing w:val="0"/>
       </w:pPr>
       <w:r>
@@ -13574,8 +13741,7 @@
     <w:p>
       <w:pPr>
         <w:spacing w:before="0" w:after="40" w:line="240" w:lineRule="auto"/>
-        <w:ind w:left="200" w:hanging="200"/>
-        <w:jc w:val="both"/>
+        <w:ind w:left="280" w:hanging="280"/>
         <w:contextualSpacing w:val="0"/>
       </w:pPr>
       <w:r>
@@ -13590,8 +13756,7 @@
     <w:p>
       <w:pPr>
         <w:spacing w:before="0" w:after="40" w:line="240" w:lineRule="auto"/>
-        <w:ind w:left="200" w:hanging="200"/>
-        <w:jc w:val="both"/>
+        <w:ind w:left="280" w:hanging="280"/>
         <w:contextualSpacing w:val="0"/>
       </w:pPr>
       <w:r>
@@ -13612,6 +13777,7 @@
     <w:p>
       <w:pPr>
         <w:spacing w:before="0" w:after="40" w:line="240" w:lineRule="auto"/>
+        <w:ind w:left="0"/>
         <w:contextualSpacing w:val="0"/>
       </w:pPr>
       <w:r>
@@ -13628,6 +13794,7 @@
     <w:p>
       <w:pPr>
         <w:spacing w:before="0" w:after="40" w:line="240" w:lineRule="auto"/>
+        <w:ind w:left="0"/>
         <w:contextualSpacing w:val="0"/>
       </w:pPr>
       <w:r>
@@ -13644,6 +13811,7 @@
     <w:p>
       <w:pPr>
         <w:spacing w:before="0" w:after="40" w:line="240" w:lineRule="auto"/>
+        <w:ind w:left="0"/>
         <w:contextualSpacing w:val="0"/>
       </w:pPr>
       <w:r>
@@ -13727,6 +13895,7 @@
           <w:p>
             <w:pPr>
               <w:spacing w:before="0" w:after="0" w:line="240" w:lineRule="auto"/>
+              <w:ind w:left="0"/>
               <w:contextualSpacing w:val="0"/>
             </w:pPr>
             <w:r>
@@ -13760,6 +13929,7 @@
           <w:p>
             <w:pPr>
               <w:spacing w:before="0" w:after="0" w:line="240" w:lineRule="auto"/>
+              <w:ind w:left="0"/>
               <w:jc w:val="center"/>
               <w:contextualSpacing w:val="0"/>
             </w:pPr>
@@ -13794,6 +13964,7 @@
           <w:p>
             <w:pPr>
               <w:spacing w:before="0" w:after="0" w:line="240" w:lineRule="auto"/>
+              <w:ind w:left="0"/>
               <w:contextualSpacing w:val="0"/>
             </w:pPr>
             <w:r>
@@ -13827,6 +13998,7 @@
           <w:p>
             <w:pPr>
               <w:spacing w:before="0" w:after="0" w:line="240" w:lineRule="auto"/>
+              <w:ind w:left="0"/>
               <w:jc w:val="center"/>
               <w:contextualSpacing w:val="0"/>
             </w:pPr>
@@ -13863,6 +14035,7 @@
           <w:p>
             <w:pPr>
               <w:spacing w:before="0" w:after="0" w:line="240" w:lineRule="auto"/>
+              <w:ind w:left="0"/>
               <w:contextualSpacing w:val="0"/>
             </w:pPr>
             <w:r>
@@ -13897,6 +14070,7 @@
           <w:p>
             <w:pPr>
               <w:spacing w:before="0" w:after="0" w:line="240" w:lineRule="auto"/>
+              <w:ind w:left="0"/>
               <w:jc w:val="center"/>
               <w:contextualSpacing w:val="0"/>
             </w:pPr>
@@ -13930,6 +14104,7 @@
           <w:p>
             <w:pPr>
               <w:spacing w:before="0" w:after="40" w:line="240" w:lineRule="auto"/>
+              <w:ind w:left="0"/>
               <w:contextualSpacing w:val="0"/>
             </w:pPr>
             <w:r>
@@ -13944,6 +14119,7 @@
           <w:p>
             <w:pPr>
               <w:spacing w:before="0" w:after="40" w:line="240" w:lineRule="auto"/>
+              <w:ind w:left="0"/>
               <w:contextualSpacing w:val="0"/>
             </w:pPr>
             <w:r>
@@ -13958,6 +14134,7 @@
           <w:p>
             <w:pPr>
               <w:spacing w:before="0" w:after="40" w:line="240" w:lineRule="auto"/>
+              <w:ind w:left="0"/>
               <w:contextualSpacing w:val="0"/>
             </w:pPr>
             <w:r>
@@ -13990,6 +14167,7 @@
           <w:p>
             <w:pPr>
               <w:spacing w:before="0" w:after="0" w:line="240" w:lineRule="auto"/>
+              <w:ind w:left="0"/>
               <w:jc w:val="center"/>
               <w:contextualSpacing w:val="0"/>
             </w:pPr>
@@ -14025,6 +14203,7 @@
           <w:p>
             <w:pPr>
               <w:spacing w:before="0" w:after="0" w:line="240" w:lineRule="auto"/>
+              <w:ind w:left="0"/>
               <w:contextualSpacing w:val="0"/>
             </w:pPr>
             <w:r>
@@ -14059,6 +14238,7 @@
           <w:p>
             <w:pPr>
               <w:spacing w:before="0" w:after="0" w:line="240" w:lineRule="auto"/>
+              <w:ind w:left="0"/>
               <w:jc w:val="center"/>
               <w:contextualSpacing w:val="0"/>
             </w:pPr>
@@ -14092,6 +14272,7 @@
           <w:p>
             <w:pPr>
               <w:spacing w:before="0" w:after="40" w:line="240" w:lineRule="auto"/>
+              <w:ind w:left="0"/>
               <w:contextualSpacing w:val="0"/>
             </w:pPr>
             <w:r>
@@ -14124,6 +14305,7 @@
           <w:p>
             <w:pPr>
               <w:spacing w:before="0" w:after="0" w:line="240" w:lineRule="auto"/>
+              <w:ind w:left="0"/>
               <w:jc w:val="center"/>
               <w:contextualSpacing w:val="0"/>
             </w:pPr>
@@ -14160,6 +14342,7 @@
           <w:p>
             <w:pPr>
               <w:spacing w:before="0" w:after="0" w:line="240" w:lineRule="auto"/>
+              <w:ind w:left="0"/>
               <w:jc w:val="center"/>
               <w:contextualSpacing w:val="0"/>
             </w:pPr>
@@ -14194,6 +14377,7 @@
           <w:p>
             <w:pPr>
               <w:spacing w:before="0" w:after="0" w:line="240" w:lineRule="auto"/>
+              <w:ind w:left="0"/>
               <w:jc w:val="center"/>
               <w:contextualSpacing w:val="0"/>
             </w:pPr>
@@ -14219,6 +14403,7 @@
     <w:p>
       <w:pPr>
         <w:spacing w:before="20" w:after="20" w:line="240" w:lineRule="auto"/>
+        <w:ind w:left="0"/>
         <w:contextualSpacing w:val="0"/>
       </w:pPr>
       <w:r>
@@ -14240,6 +14425,7 @@
     <w:p>
       <w:pPr>
         <w:spacing w:before="80" w:after="20" w:line="240" w:lineRule="auto"/>
+        <w:ind w:left="0"/>
       </w:pPr>
       <w:r>
         <w:rPr>
@@ -14262,8 +14448,7 @@
     <w:p>
       <w:pPr>
         <w:spacing w:before="0" w:after="40" w:line="240" w:lineRule="auto"/>
-        <w:ind w:left="200" w:hanging="200"/>
-        <w:jc w:val="both"/>
+        <w:ind w:left="280" w:hanging="280"/>
         <w:contextualSpacing w:val="0"/>
       </w:pPr>
       <w:r>
@@ -14278,8 +14463,7 @@
     <w:p>
       <w:pPr>
         <w:spacing w:before="0" w:after="40" w:line="240" w:lineRule="auto"/>
-        <w:ind w:left="200" w:hanging="200"/>
-        <w:jc w:val="both"/>
+        <w:ind w:left="280" w:hanging="280"/>
         <w:contextualSpacing w:val="0"/>
       </w:pPr>
       <w:r>
@@ -14294,8 +14478,7 @@
     <w:p>
       <w:pPr>
         <w:spacing w:before="0" w:after="40" w:line="240" w:lineRule="auto"/>
-        <w:ind w:left="200" w:hanging="200"/>
-        <w:jc w:val="both"/>
+        <w:ind w:left="280" w:hanging="280"/>
         <w:contextualSpacing w:val="0"/>
       </w:pPr>
       <w:r>
@@ -14316,6 +14499,7 @@
     <w:p>
       <w:pPr>
         <w:spacing w:before="0" w:after="40" w:line="240" w:lineRule="auto"/>
+        <w:ind w:left="0"/>
         <w:contextualSpacing w:val="0"/>
       </w:pPr>
       <w:r>
@@ -14332,6 +14516,7 @@
     <w:p>
       <w:pPr>
         <w:spacing w:before="0" w:after="40" w:line="240" w:lineRule="auto"/>
+        <w:ind w:left="0"/>
         <w:contextualSpacing w:val="0"/>
       </w:pPr>
       <w:r>
@@ -14348,6 +14533,7 @@
     <w:p>
       <w:pPr>
         <w:spacing w:before="0" w:after="40" w:line="240" w:lineRule="auto"/>
+        <w:ind w:left="0"/>
         <w:contextualSpacing w:val="0"/>
       </w:pPr>
       <w:r>
@@ -14370,6 +14556,7 @@
     <w:p>
       <w:pPr>
         <w:spacing w:before="20" w:after="20" w:line="240" w:lineRule="auto"/>
+        <w:ind w:left="0"/>
         <w:contextualSpacing w:val="0"/>
       </w:pPr>
       <w:r>
